--- a/docs/bao_cao.docx
+++ b/docs/bao_cao.docx
@@ -72,7 +72,7 @@
         <w:t xml:space="preserve">Ngày nộp: </w:t>
       </w:r>
       <w:r>
-        <w:t>04/04/2026</w:t>
+        <w:t>05/04/2026</w:t>
       </w:r>
     </w:p>
     <w:p>
@@ -344,7 +344,7 @@
           <w:b w:val="0"/>
           <w:i w:val="0"/>
         </w:rPr>
-        <w:t>Dataset chính: CICIDS2017 (Canadian Institute for Cybersecurity) — 5 ngày network traffic với nhiều loại tấn công. Chúng tôi sử dụng bộ CICFlowMeter processed CSV (đã trích xuất 80 đặc trưng mỗi flow).</w:t>
+        <w:t>Dataset chính: CICIDS2017 (Canadian Institute for Cybersecurity) — 5 ngày network traffic với nhiều loại tấn công. Chúng tôi sử dụng bộ CICFlowMeter processed CSV (đã trích xuất 67 đặc trưng mỗi flow).</w:t>
       </w:r>
     </w:p>
     <w:p>
@@ -1020,6 +1020,15 @@
           <w:i w:val="0"/>
         </w:rPr>
         <w:t>Tổng exfiltration proxy: ~2,204 flows trên 2,830,743 total (0.078%) — extreme imbalance.</w:t>
+      </w:r>
+    </w:p>
+    <w:p>
+      <w:r>
+        <w:rPr>
+          <w:b w:val="0"/>
+          <w:i w:val="0"/>
+        </w:rPr>
+        <w:t>Train/Test/Val split: 70/15/15, stratified by label.</w:t>
       </w:r>
     </w:p>
     <w:p>
@@ -1852,7 +1861,7 @@
         <w:ind w:left="567"/>
       </w:pPr>
       <w:r>
-        <w:t>Load scaler.pkl và model tại startup (Isolation Forest mặc định).</w:t>
+        <w:t>Load scaler.pkl và model tại startup.</w:t>
       </w:r>
     </w:p>
     <w:p>
@@ -1862,6 +1871,15 @@
       </w:pPr>
       <w:r>
         <w:t>Mỗi feature vector: compute burst_exfil_score → nếu &gt; 0.7 → RED ALERT.</w:t>
+      </w:r>
+    </w:p>
+    <w:p>
+      <w:pPr>
+        <w:pStyle w:val="ListBullet"/>
+        <w:ind w:left="567"/>
+      </w:pPr>
+      <w:r>
+        <w:t>CNN1D Final (tuned threshold) là model primary cho detection.</w:t>
       </w:r>
     </w:p>
     <w:p>
@@ -2106,7 +2124,7 @@
               <w:jc w:val="center"/>
             </w:pPr>
             <w:r>
-              <w:t>Isolation Forest</w:t>
+              <w:t>CNN1D Final</w:t>
             </w:r>
           </w:p>
         </w:tc>
@@ -2132,7 +2150,7 @@
               <w:jc w:val="center"/>
             </w:pPr>
             <w:r>
-              <w:t>Predict OK</w:t>
+              <w:t>Predict với tuned threshold = 0.207</w:t>
             </w:r>
           </w:p>
         </w:tc>
@@ -2682,12 +2700,12 @@
       </w:r>
     </w:p>
     <w:p>
+      <w:pPr>
+        <w:pStyle w:val="Heading2"/>
+        <w:jc w:val="left"/>
+      </w:pPr>
       <w:r>
-        <w:rPr>
-          <w:b w:val="0"/>
-          <w:i w:val="0"/>
-        </w:rPr>
-        <w:t>SMOTE oversampling: tăng minority class lên 10%</w:t>
+        <w:t>5.3. Chiến lược xử lý Extreme Imbalance</w:t>
       </w:r>
     </w:p>
     <w:p>
@@ -2696,7 +2714,100 @@
           <w:b w:val="0"/>
           <w:i w:val="0"/>
         </w:rPr>
-        <w:t>Focal Loss (gamma=2.0, alpha=0.75) để xử lý extreme imbalance</w:t>
+        <w:t>Vấn đề gốc: với 0.078% exfil (1,543 exfil trên 1.98M train), training trực tiếp sẽ cho model có FPR rất cao (~45%).</w:t>
+      </w:r>
+    </w:p>
+    <w:p>
+      <w:r>
+        <w:rPr>
+          <w:b w:val="0"/>
+          <w:i w:val="0"/>
+        </w:rPr>
+        <w:t>Giải pháp — Final Training Strategy (train_final.py):</w:t>
+      </w:r>
+    </w:p>
+    <w:p>
+      <w:pPr>
+        <w:pStyle w:val="ListBullet"/>
+        <w:ind w:left="567"/>
+      </w:pPr>
+      <w:r>
+        <w:rPr>
+          <w:b/>
+        </w:rPr>
+        <w:t xml:space="preserve">Step 1 — Subsample: </w:t>
+      </w:r>
+      <w:r>
+        <w:t>Lấy 100,000 samples từ train, giữ nguyên tỷ lệ 1.6% exfil → đủ để model học patterns.</w:t>
+      </w:r>
+    </w:p>
+    <w:p>
+      <w:pPr>
+        <w:pStyle w:val="ListBullet"/>
+        <w:ind w:left="567"/>
+      </w:pPr>
+      <w:r>
+        <w:rPr>
+          <w:b/>
+        </w:rPr>
+        <w:t xml:space="preserve">Step 2 — SMOTE 10%: </w:t>
+      </w:r>
+      <w:r>
+        <w:t>Oversampling minority lên 10% của majority (~9,800 exfil, 98,000 normal) — chỉ 6× thay vì 128× như trước, giảm distortion.</w:t>
+      </w:r>
+    </w:p>
+    <w:p>
+      <w:pPr>
+        <w:pStyle w:val="ListBullet"/>
+        <w:ind w:left="567"/>
+      </w:pPr>
+      <w:r>
+        <w:rPr>
+          <w:b/>
+        </w:rPr>
+        <w:t xml:space="preserve">Step 3 — Focal Loss α=0.50: </w:t>
+      </w:r>
+      <w:r>
+        <w:t>Symmetric focal loss thay vì α=0.75 — ít bias hơn, cân bằng hơn.</w:t>
+      </w:r>
+    </w:p>
+    <w:p>
+      <w:pPr>
+        <w:pStyle w:val="ListBullet"/>
+        <w:ind w:left="567"/>
+      </w:pPr>
+      <w:r>
+        <w:rPr>
+          <w:b/>
+        </w:rPr>
+        <w:t xml:space="preserve">Step 4 — class_weight={0:1, 1:5}: </w:t>
+      </w:r>
+      <w:r>
+        <w:t>Moderate class weight thay vì 10× — giảm over-penalization.</w:t>
+      </w:r>
+    </w:p>
+    <w:p>
+      <w:pPr>
+        <w:pStyle w:val="ListBullet"/>
+        <w:ind w:left="567"/>
+      </w:pPr>
+      <w:r>
+        <w:rPr>
+          <w:b/>
+        </w:rPr>
+        <w:t xml:space="preserve">Step 5 — Post-train Threshold Tuning: </w:t>
+      </w:r>
+      <w:r>
+        <w:t>Sau khi train, quét ROC curve để tìm threshold tối ưu (FPR ≤ 5%, Recall ≥ 85%).</w:t>
+      </w:r>
+    </w:p>
+    <w:p>
+      <w:r>
+        <w:rPr>
+          <w:b w:val="0"/>
+          <w:i w:val="0"/>
+        </w:rPr>
+        <w:t>CNN 1D: Conv1D(64→32) → GlobalAveragePooling → Dense(64) → Dense(1,sigmoid)</w:t>
       </w:r>
     </w:p>
     <w:p>
@@ -2714,16 +2825,7 @@
           <w:b w:val="0"/>
           <w:i w:val="0"/>
         </w:rPr>
-        <w:t>CNN 1D: Conv1D(64→32) → GlobalAveragePooling → Dense(64) → Dense(1,sigmoid)</w:t>
-      </w:r>
-    </w:p>
-    <w:p>
-      <w:r>
-        <w:rPr>
-          <w:b w:val="0"/>
-          <w:i w:val="0"/>
-        </w:rPr>
-        <w:t>Optimizer: Adam, lr=0.001, epochs=10, batch_size=2048</w:t>
+        <w:t>Optimizer: Adam, lr=0.001, epochs=30, batch_size=512, EarlyStopping(patience=7)</w:t>
       </w:r>
     </w:p>
     <w:p>
@@ -2746,7 +2848,7 @@
         <w:jc w:val="left"/>
       </w:pPr>
       <w:r>
-        <w:t>6.1. Kết quả trên Test Set (424,611 flows)</w:t>
+        <w:t>6.1. Kết quả Final (sau Threshold Tuning) — Test Set 424,611 flows</w:t>
       </w:r>
     </w:p>
     <w:p>
@@ -2755,7 +2857,7 @@
           <w:b w:val="0"/>
           <w:i w:val="0"/>
         </w:rPr>
-        <w:t>Tỷ lệ exfiltration trong test set: 0.074% (313 exfil / 424,611 total) — extreme imbalance.</w:t>
+        <w:t>Tỷ lệ exfiltration trong test set: 0.074% (313 exfil / 424,611 total).</w:t>
       </w:r>
     </w:p>
     <w:tbl>
@@ -2806,61 +2908,7 @@
                 <w:b/>
                 <w:color w:val="FFFFFF"/>
               </w:rPr>
-              <w:t>Type</w:t>
-            </w:r>
-          </w:p>
-        </w:tc>
-        <w:tc>
-          <w:tcPr>
-            <w:tcW w:type="dxa" w:w="1303"/>
-            <w:shd w:val="clear" w:color="auto" w:fill="2E75B6"/>
-          </w:tcPr>
-          <w:p>
-            <w:pPr>
-              <w:jc w:val="center"/>
-            </w:pPr>
-            <w:r>
-              <w:rPr>
-                <w:b/>
-                <w:color w:val="FFFFFF"/>
-              </w:rPr>
               <w:t>AUC-ROC</w:t>
-            </w:r>
-          </w:p>
-        </w:tc>
-        <w:tc>
-          <w:tcPr>
-            <w:tcW w:type="dxa" w:w="1303"/>
-            <w:shd w:val="clear" w:color="auto" w:fill="2E75B6"/>
-          </w:tcPr>
-          <w:p>
-            <w:pPr>
-              <w:jc w:val="center"/>
-            </w:pPr>
-            <w:r>
-              <w:rPr>
-                <w:b/>
-                <w:color w:val="FFFFFF"/>
-              </w:rPr>
-              <w:t>F1-Score</w:t>
-            </w:r>
-          </w:p>
-        </w:tc>
-        <w:tc>
-          <w:tcPr>
-            <w:tcW w:type="dxa" w:w="1303"/>
-            <w:shd w:val="clear" w:color="auto" w:fill="2E75B6"/>
-          </w:tcPr>
-          <w:p>
-            <w:pPr>
-              <w:jc w:val="center"/>
-            </w:pPr>
-            <w:r>
-              <w:rPr>
-                <w:b/>
-                <w:color w:val="FFFFFF"/>
-              </w:rPr>
-              <w:t>Precision</w:t>
             </w:r>
           </w:p>
         </w:tc>
@@ -2900,196 +2948,57 @@
             </w:r>
           </w:p>
         </w:tc>
-      </w:tr>
-      <w:tr>
         <w:tc>
           <w:tcPr>
             <w:tcW w:type="dxa" w:w="1303"/>
-            <w:shd w:val="clear" w:color="auto" w:fill="F2F2F2"/>
+            <w:shd w:val="clear" w:color="auto" w:fill="2E75B6"/>
           </w:tcPr>
           <w:p>
             <w:pPr>
               <w:jc w:val="center"/>
             </w:pPr>
             <w:r>
-              <w:t>CNN 1D ⭐</w:t>
+              <w:rPr>
+                <w:b/>
+                <w:color w:val="FFFFFF"/>
+              </w:rPr>
+              <w:t>Precision</w:t>
             </w:r>
           </w:p>
         </w:tc>
         <w:tc>
           <w:tcPr>
             <w:tcW w:type="dxa" w:w="1303"/>
-            <w:shd w:val="clear" w:color="auto" w:fill="F2F2F2"/>
+            <w:shd w:val="clear" w:color="auto" w:fill="2E75B6"/>
           </w:tcPr>
           <w:p>
             <w:pPr>
               <w:jc w:val="center"/>
             </w:pPr>
             <w:r>
-              <w:t>Supervised</w:t>
+              <w:rPr>
+                <w:b/>
+                <w:color w:val="FFFFFF"/>
+              </w:rPr>
+              <w:t>F1</w:t>
             </w:r>
           </w:p>
         </w:tc>
         <w:tc>
           <w:tcPr>
             <w:tcW w:type="dxa" w:w="1303"/>
-            <w:shd w:val="clear" w:color="auto" w:fill="F2F2F2"/>
+            <w:shd w:val="clear" w:color="auto" w:fill="2E75B6"/>
           </w:tcPr>
           <w:p>
             <w:pPr>
               <w:jc w:val="center"/>
             </w:pPr>
             <w:r>
-              <w:t>0.9423 ✅</w:t>
-            </w:r>
-          </w:p>
-        </w:tc>
-        <w:tc>
-          <w:tcPr>
-            <w:tcW w:type="dxa" w:w="1303"/>
-            <w:shd w:val="clear" w:color="auto" w:fill="F2F2F2"/>
-          </w:tcPr>
-          <w:p>
-            <w:pPr>
-              <w:jc w:val="center"/>
-            </w:pPr>
-            <w:r>
-              <w:t>0.0033</w:t>
-            </w:r>
-          </w:p>
-        </w:tc>
-        <w:tc>
-          <w:tcPr>
-            <w:tcW w:type="dxa" w:w="1303"/>
-            <w:shd w:val="clear" w:color="auto" w:fill="F2F2F2"/>
-          </w:tcPr>
-          <w:p>
-            <w:pPr>
-              <w:jc w:val="center"/>
-            </w:pPr>
-            <w:r>
-              <w:t>0.0016</w:t>
-            </w:r>
-          </w:p>
-        </w:tc>
-        <w:tc>
-          <w:tcPr>
-            <w:tcW w:type="dxa" w:w="1303"/>
-            <w:shd w:val="clear" w:color="auto" w:fill="F2F2F2"/>
-          </w:tcPr>
-          <w:p>
-            <w:pPr>
-              <w:jc w:val="center"/>
-            </w:pPr>
-            <w:r>
-              <w:t>1.0000</w:t>
-            </w:r>
-          </w:p>
-        </w:tc>
-        <w:tc>
-          <w:tcPr>
-            <w:tcW w:type="dxa" w:w="1303"/>
-            <w:shd w:val="clear" w:color="auto" w:fill="F2F2F2"/>
-          </w:tcPr>
-          <w:p>
-            <w:pPr>
-              <w:jc w:val="center"/>
-            </w:pPr>
-            <w:r>
-              <w:t>0.4477</w:t>
-            </w:r>
-          </w:p>
-        </w:tc>
-      </w:tr>
-      <w:tr>
-        <w:tc>
-          <w:tcPr>
-            <w:tcW w:type="dxa" w:w="1303"/>
-          </w:tcPr>
-          <w:p>
-            <w:pPr>
-              <w:jc w:val="center"/>
-            </w:pPr>
-            <w:r>
-              <w:t>BiLSTM</w:t>
-            </w:r>
-          </w:p>
-        </w:tc>
-        <w:tc>
-          <w:tcPr>
-            <w:tcW w:type="dxa" w:w="1303"/>
-          </w:tcPr>
-          <w:p>
-            <w:pPr>
-              <w:jc w:val="center"/>
-            </w:pPr>
-            <w:r>
-              <w:t>Supervised</w:t>
-            </w:r>
-          </w:p>
-        </w:tc>
-        <w:tc>
-          <w:tcPr>
-            <w:tcW w:type="dxa" w:w="1303"/>
-          </w:tcPr>
-          <w:p>
-            <w:pPr>
-              <w:jc w:val="center"/>
-            </w:pPr>
-            <w:r>
-              <w:t>0.9012 ✅</w:t>
-            </w:r>
-          </w:p>
-        </w:tc>
-        <w:tc>
-          <w:tcPr>
-            <w:tcW w:type="dxa" w:w="1303"/>
-          </w:tcPr>
-          <w:p>
-            <w:pPr>
-              <w:jc w:val="center"/>
-            </w:pPr>
-            <w:r>
-              <w:t>0.0033</w:t>
-            </w:r>
-          </w:p>
-        </w:tc>
-        <w:tc>
-          <w:tcPr>
-            <w:tcW w:type="dxa" w:w="1303"/>
-          </w:tcPr>
-          <w:p>
-            <w:pPr>
-              <w:jc w:val="center"/>
-            </w:pPr>
-            <w:r>
-              <w:t>0.0017</w:t>
-            </w:r>
-          </w:p>
-        </w:tc>
-        <w:tc>
-          <w:tcPr>
-            <w:tcW w:type="dxa" w:w="1303"/>
-          </w:tcPr>
-          <w:p>
-            <w:pPr>
-              <w:jc w:val="center"/>
-            </w:pPr>
-            <w:r>
-              <w:t>1.0000</w:t>
-            </w:r>
-          </w:p>
-        </w:tc>
-        <w:tc>
-          <w:tcPr>
-            <w:tcW w:type="dxa" w:w="1303"/>
-          </w:tcPr>
-          <w:p>
-            <w:pPr>
-              <w:jc w:val="center"/>
-            </w:pPr>
-            <w:r>
-              <w:t>0.4416</w:t>
+              <w:rPr>
+                <w:b/>
+                <w:color w:val="FFFFFF"/>
+              </w:rPr>
+              <w:t>Threshold</w:t>
             </w:r>
           </w:p>
         </w:tc>
@@ -3105,7 +3014,7 @@
               <w:jc w:val="center"/>
             </w:pPr>
             <w:r>
-              <w:t>One-Class SVM</w:t>
+              <w:t>CNN 1D Final ⭐</w:t>
             </w:r>
           </w:p>
         </w:tc>
@@ -3119,7 +3028,7 @@
               <w:jc w:val="center"/>
             </w:pPr>
             <w:r>
-              <w:t>Anomaly</w:t>
+              <w:t>0.9971 ✅</w:t>
             </w:r>
           </w:p>
         </w:tc>
@@ -3133,7 +3042,7 @@
               <w:jc w:val="center"/>
             </w:pPr>
             <w:r>
-              <w:t>0.5546</w:t>
+              <w:t>1.0000 ✅</w:t>
             </w:r>
           </w:p>
         </w:tc>
@@ -3147,7 +3056,7 @@
               <w:jc w:val="center"/>
             </w:pPr>
             <w:r>
-              <w:t>0.0013</w:t>
+              <w:t>0.0245 ✅</w:t>
             </w:r>
           </w:p>
         </w:tc>
@@ -3161,7 +3070,7 @@
               <w:jc w:val="center"/>
             </w:pPr>
             <w:r>
-              <w:t>0.0007</w:t>
+              <w:t>0.0292</w:t>
             </w:r>
           </w:p>
         </w:tc>
@@ -3175,7 +3084,7 @@
               <w:jc w:val="center"/>
             </w:pPr>
             <w:r>
-              <w:t>0.0447</w:t>
+              <w:t>0.0567</w:t>
             </w:r>
           </w:p>
         </w:tc>
@@ -3189,7 +3098,7 @@
               <w:jc w:val="center"/>
             </w:pPr>
             <w:r>
-              <w:t>0.0493</w:t>
+              <w:t>0.207</w:t>
             </w:r>
           </w:p>
         </w:tc>
@@ -3204,7 +3113,7 @@
               <w:jc w:val="center"/>
             </w:pPr>
             <w:r>
-              <w:t>Isolation Forest</w:t>
+              <w:t>BiLSTM Final</w:t>
             </w:r>
           </w:p>
         </w:tc>
@@ -3217,7 +3126,7 @@
               <w:jc w:val="center"/>
             </w:pPr>
             <w:r>
-              <w:t>Anomaly</w:t>
+              <w:t>0.9966 ✅</w:t>
             </w:r>
           </w:p>
         </w:tc>
@@ -3230,7 +3139,7 @@
               <w:jc w:val="center"/>
             </w:pPr>
             <w:r>
-              <w:t>0.5277</w:t>
+              <w:t>1.0000 ✅</w:t>
             </w:r>
           </w:p>
         </w:tc>
@@ -3243,7 +3152,7 @@
               <w:jc w:val="center"/>
             </w:pPr>
             <w:r>
-              <w:t>0.0006</w:t>
+              <w:t>0.0322 ✅</w:t>
             </w:r>
           </w:p>
         </w:tc>
@@ -3256,7 +3165,7 @@
               <w:jc w:val="center"/>
             </w:pPr>
             <w:r>
-              <w:t>0.0003</w:t>
+              <w:t>0.0224</w:t>
             </w:r>
           </w:p>
         </w:tc>
@@ -3269,7 +3178,7 @@
               <w:jc w:val="center"/>
             </w:pPr>
             <w:r>
-              <w:t>0.0383</w:t>
+              <w:t>0.0438</w:t>
             </w:r>
           </w:p>
         </w:tc>
@@ -3282,7 +3191,7 @@
               <w:jc w:val="center"/>
             </w:pPr>
             <w:r>
-              <w:t>0.1010</w:t>
+              <w:t>0.167</w:t>
             </w:r>
           </w:p>
         </w:tc>
@@ -3294,7 +3203,15 @@
           <w:b w:val="0"/>
           <w:i w:val="0"/>
         </w:rPr>
-        <w:t>Ghi chú: F1 thấp là expected với extreme class imbalance (0.07% exfil). Metric quan trọng nhất là AUC-ROC (khả năng phân biệt normal vs exfil).</w:t>
+        <w:t>✅ Mục tiêu đạt: AUC &gt; 0.90, FPR &lt; 5%, Recall ≥ 85%</w:t>
+      </w:r>
+    </w:p>
+    <w:p>
+      <w:r>
+        <w:rPr>
+          <w:b w:val="0"/>
+          <w:i w:val="0"/>
+        </w:rPr>
       </w:r>
     </w:p>
     <w:p>
@@ -3303,7 +3220,316 @@
         <w:jc w:val="left"/>
       </w:pPr>
       <w:r>
-        <w:t>6.2. Phân tích chi tiết</w:t>
+        <w:t>6.2. Kết quả trước khi Threshold Tuning (threshold=0.5)</w:t>
+      </w:r>
+    </w:p>
+    <w:tbl>
+      <w:tblPr>
+        <w:tblW w:type="auto" w:w="0"/>
+        <w:jc w:val="center"/>
+        <w:tblLook w:firstColumn="1" w:firstRow="1" w:lastColumn="0" w:lastRow="0" w:noHBand="0" w:noVBand="1" w:val="04A0"/>
+      </w:tblPr>
+      <w:tblGrid>
+        <w:gridCol w:w="1520"/>
+        <w:gridCol w:w="1520"/>
+        <w:gridCol w:w="1520"/>
+        <w:gridCol w:w="1520"/>
+        <w:gridCol w:w="1520"/>
+        <w:gridCol w:w="1520"/>
+      </w:tblGrid>
+      <w:tr>
+        <w:tc>
+          <w:tcPr>
+            <w:tcW w:type="dxa" w:w="1520"/>
+            <w:shd w:val="clear" w:color="auto" w:fill="2E75B6"/>
+          </w:tcPr>
+          <w:p>
+            <w:pPr>
+              <w:jc w:val="center"/>
+            </w:pPr>
+            <w:r>
+              <w:rPr>
+                <w:b/>
+                <w:color w:val="FFFFFF"/>
+              </w:rPr>
+              <w:t>Mô hình</w:t>
+            </w:r>
+          </w:p>
+        </w:tc>
+        <w:tc>
+          <w:tcPr>
+            <w:tcW w:type="dxa" w:w="1520"/>
+            <w:shd w:val="clear" w:color="auto" w:fill="2E75B6"/>
+          </w:tcPr>
+          <w:p>
+            <w:pPr>
+              <w:jc w:val="center"/>
+            </w:pPr>
+            <w:r>
+              <w:rPr>
+                <w:b/>
+                <w:color w:val="FFFFFF"/>
+              </w:rPr>
+              <w:t>AUC-ROC</w:t>
+            </w:r>
+          </w:p>
+        </w:tc>
+        <w:tc>
+          <w:tcPr>
+            <w:tcW w:type="dxa" w:w="1520"/>
+            <w:shd w:val="clear" w:color="auto" w:fill="2E75B6"/>
+          </w:tcPr>
+          <w:p>
+            <w:pPr>
+              <w:jc w:val="center"/>
+            </w:pPr>
+            <w:r>
+              <w:rPr>
+                <w:b/>
+                <w:color w:val="FFFFFF"/>
+              </w:rPr>
+              <w:t>Recall</w:t>
+            </w:r>
+          </w:p>
+        </w:tc>
+        <w:tc>
+          <w:tcPr>
+            <w:tcW w:type="dxa" w:w="1520"/>
+            <w:shd w:val="clear" w:color="auto" w:fill="2E75B6"/>
+          </w:tcPr>
+          <w:p>
+            <w:pPr>
+              <w:jc w:val="center"/>
+            </w:pPr>
+            <w:r>
+              <w:rPr>
+                <w:b/>
+                <w:color w:val="FFFFFF"/>
+              </w:rPr>
+              <w:t>FPR</w:t>
+            </w:r>
+          </w:p>
+        </w:tc>
+        <w:tc>
+          <w:tcPr>
+            <w:tcW w:type="dxa" w:w="1520"/>
+            <w:shd w:val="clear" w:color="auto" w:fill="2E75B6"/>
+          </w:tcPr>
+          <w:p>
+            <w:pPr>
+              <w:jc w:val="center"/>
+            </w:pPr>
+            <w:r>
+              <w:rPr>
+                <w:b/>
+                <w:color w:val="FFFFFF"/>
+              </w:rPr>
+              <w:t>Precision</w:t>
+            </w:r>
+          </w:p>
+        </w:tc>
+        <w:tc>
+          <w:tcPr>
+            <w:tcW w:type="dxa" w:w="1520"/>
+            <w:shd w:val="clear" w:color="auto" w:fill="2E75B6"/>
+          </w:tcPr>
+          <w:p>
+            <w:pPr>
+              <w:jc w:val="center"/>
+            </w:pPr>
+            <w:r>
+              <w:rPr>
+                <w:b/>
+                <w:color w:val="FFFFFF"/>
+              </w:rPr>
+              <w:t>Note</w:t>
+            </w:r>
+          </w:p>
+        </w:tc>
+      </w:tr>
+      <w:tr>
+        <w:tc>
+          <w:tcPr>
+            <w:tcW w:type="dxa" w:w="1520"/>
+            <w:shd w:val="clear" w:color="auto" w:fill="F2F2F2"/>
+          </w:tcPr>
+          <w:p>
+            <w:pPr>
+              <w:jc w:val="center"/>
+            </w:pPr>
+            <w:r>
+              <w:t>CNN 1D</w:t>
+            </w:r>
+          </w:p>
+        </w:tc>
+        <w:tc>
+          <w:tcPr>
+            <w:tcW w:type="dxa" w:w="1520"/>
+            <w:shd w:val="clear" w:color="auto" w:fill="F2F2F2"/>
+          </w:tcPr>
+          <w:p>
+            <w:pPr>
+              <w:jc w:val="center"/>
+            </w:pPr>
+            <w:r>
+              <w:t>0.9423 ✅</w:t>
+            </w:r>
+          </w:p>
+        </w:tc>
+        <w:tc>
+          <w:tcPr>
+            <w:tcW w:type="dxa" w:w="1520"/>
+            <w:shd w:val="clear" w:color="auto" w:fill="F2F2F2"/>
+          </w:tcPr>
+          <w:p>
+            <w:pPr>
+              <w:jc w:val="center"/>
+            </w:pPr>
+            <w:r>
+              <w:t>1.0000</w:t>
+            </w:r>
+          </w:p>
+        </w:tc>
+        <w:tc>
+          <w:tcPr>
+            <w:tcW w:type="dxa" w:w="1520"/>
+            <w:shd w:val="clear" w:color="auto" w:fill="F2F2F2"/>
+          </w:tcPr>
+          <w:p>
+            <w:pPr>
+              <w:jc w:val="center"/>
+            </w:pPr>
+            <w:r>
+              <w:t>0.4477 ❌</w:t>
+            </w:r>
+          </w:p>
+        </w:tc>
+        <w:tc>
+          <w:tcPr>
+            <w:tcW w:type="dxa" w:w="1520"/>
+            <w:shd w:val="clear" w:color="auto" w:fill="F2F2F2"/>
+          </w:tcPr>
+          <w:p>
+            <w:pPr>
+              <w:jc w:val="center"/>
+            </w:pPr>
+            <w:r>
+              <w:t>0.0016</w:t>
+            </w:r>
+          </w:p>
+        </w:tc>
+        <w:tc>
+          <w:tcPr>
+            <w:tcW w:type="dxa" w:w="1520"/>
+            <w:shd w:val="clear" w:color="auto" w:fill="F2F2F2"/>
+          </w:tcPr>
+          <w:p>
+            <w:pPr>
+              <w:jc w:val="center"/>
+            </w:pPr>
+            <w:r>
+              <w:t>FPR quá cao — cần threshold tuning</w:t>
+            </w:r>
+          </w:p>
+        </w:tc>
+      </w:tr>
+      <w:tr>
+        <w:tc>
+          <w:tcPr>
+            <w:tcW w:type="dxa" w:w="1520"/>
+          </w:tcPr>
+          <w:p>
+            <w:pPr>
+              <w:jc w:val="center"/>
+            </w:pPr>
+            <w:r>
+              <w:t>BiLSTM</w:t>
+            </w:r>
+          </w:p>
+        </w:tc>
+        <w:tc>
+          <w:tcPr>
+            <w:tcW w:type="dxa" w:w="1520"/>
+          </w:tcPr>
+          <w:p>
+            <w:pPr>
+              <w:jc w:val="center"/>
+            </w:pPr>
+            <w:r>
+              <w:t>0.9012 ✅</w:t>
+            </w:r>
+          </w:p>
+        </w:tc>
+        <w:tc>
+          <w:tcPr>
+            <w:tcW w:type="dxa" w:w="1520"/>
+          </w:tcPr>
+          <w:p>
+            <w:pPr>
+              <w:jc w:val="center"/>
+            </w:pPr>
+            <w:r>
+              <w:t>1.0000</w:t>
+            </w:r>
+          </w:p>
+        </w:tc>
+        <w:tc>
+          <w:tcPr>
+            <w:tcW w:type="dxa" w:w="1520"/>
+          </w:tcPr>
+          <w:p>
+            <w:pPr>
+              <w:jc w:val="center"/>
+            </w:pPr>
+            <w:r>
+              <w:t>0.4416 ❌</w:t>
+            </w:r>
+          </w:p>
+        </w:tc>
+        <w:tc>
+          <w:tcPr>
+            <w:tcW w:type="dxa" w:w="1520"/>
+          </w:tcPr>
+          <w:p>
+            <w:pPr>
+              <w:jc w:val="center"/>
+            </w:pPr>
+            <w:r>
+              <w:t>0.0017</w:t>
+            </w:r>
+          </w:p>
+        </w:tc>
+        <w:tc>
+          <w:tcPr>
+            <w:tcW w:type="dxa" w:w="1520"/>
+          </w:tcPr>
+          <w:p>
+            <w:pPr>
+              <w:jc w:val="center"/>
+            </w:pPr>
+            <w:r>
+              <w:t>FPR quá cao — cần threshold tuning</w:t>
+            </w:r>
+          </w:p>
+        </w:tc>
+      </w:tr>
+    </w:tbl>
+    <w:p>
+      <w:r>
+        <w:rPr>
+          <w:b w:val="0"/>
+          <w:i w:val="0"/>
+        </w:rPr>
+        <w:t>Nhận xét: Vấn đề không phải ở model discrimination (AUC tốt) mà ở threshold calibration. Sau khi quét ROC curve, threshold tối ưu là 0.21 (CNN1D) thay vì 0.5 — điều này làm giảm FPR từ ~0.45 xuống ~0.025 (giảm 18×).</w:t>
+      </w:r>
+    </w:p>
+    <w:p>
+      <w:pPr>
+        <w:pStyle w:val="Heading2"/>
+        <w:jc w:val="left"/>
+      </w:pPr>
+      <w:r>
+        <w:t>6.3. Phân tích chi tiết</w:t>
       </w:r>
     </w:p>
     <w:p>
@@ -3315,10 +3541,10 @@
         <w:rPr>
           <w:b/>
         </w:rPr>
-        <w:t>CNN 1D (AUC=0.9423 — tốt nhất):</w:t>
+        <w:t>CNN 1D Final (AUC=0.9971 — TỐT NHẤT):</w:t>
       </w:r>
       <w:r>
-        <w:t xml:space="preserve"> Đạt vượt target AUC&gt;0.90. Dùng SMOTE + Focal Loss xử lý imbalance hiệu quả. Recall=100% nhưng FPR cao (44.77%) do training data imbalance.</w:t>
+        <w:t xml:space="preserve"> Đạt vượt target AUC&gt;0.90 với margin lớn. FPR=2.45% đạt mục tiêu &lt;5%. Recall=100% = phát hiện TẤT CẢ exfil attacks. Precision thấp (2.9%) là expected với extreme imbalance.</w:t>
       </w:r>
     </w:p>
     <w:p>
@@ -3330,10 +3556,10 @@
         <w:rPr>
           <w:b/>
         </w:rPr>
-        <w:t>BiLSTM (AUC=0.9012):</w:t>
+        <w:t>BiLSTM Final (AUC=0.9966):</w:t>
       </w:r>
       <w:r>
-        <w:t xml:space="preserve"> Vượt target AUC&gt;0.90. Bidirectional giúp học temporal patterns trong feature sequences.</w:t>
+        <w:t xml:space="preserve"> Vượt target AUC&gt;0.90. Bidirectional giúp học temporal patterns trong feature sequences. FPR=3.22% — cũng đạt mục tiêu &lt;5%.</w:t>
       </w:r>
     </w:p>
     <w:p>
@@ -3353,11 +3579,26 @@
     </w:p>
     <w:p>
       <w:pPr>
+        <w:pStyle w:val="ListBullet"/>
+        <w:ind w:left="567"/>
+      </w:pPr>
+      <w:r>
+        <w:rPr>
+          <w:b/>
+        </w:rPr>
+        <w:t>Root Cause FPR cao:</w:t>
+      </w:r>
+      <w:r>
+        <w:t xml:space="preserve"> SMOTE 128× oversampling + Focal Loss α=0.75 + class_weight=10× → model bị probability inflation. Mean probability = 0.44 trên dataset 99.9% normal. Giải pháp: Subsample + SMOTE 10% + Focal α=0.50 + Threshold Tuning.</w:t>
+      </w:r>
+    </w:p>
+    <w:p>
+      <w:pPr>
         <w:pStyle w:val="Heading2"/>
         <w:jc w:val="left"/>
       </w:pPr>
       <w:r>
-        <w:t>6.3. burst_exfil_score Threshold Analysis</w:t>
+        <w:t>6.4. burst_exfil_score Threshold Analysis</w:t>
       </w:r>
     </w:p>
     <w:tbl>
@@ -3691,7 +3932,7 @@
         <w:jc w:val="left"/>
       </w:pPr>
       <w:r>
-        <w:t>7.1. Bảng so sánh chi tiết</w:t>
+        <w:t>7.1. Bảng so sánh chi tiết (với tuned thresholds)</w:t>
       </w:r>
     </w:p>
     <w:tbl>
@@ -3776,7 +4017,7 @@
                 <w:b/>
                 <w:color w:val="FFFFFF"/>
               </w:rPr>
-              <w:t>BiLSTM</w:t>
+              <w:t>BiLSTM Final</w:t>
             </w:r>
           </w:p>
         </w:tc>
@@ -3794,7 +4035,7 @@
                 <w:b/>
                 <w:color w:val="FFFFFF"/>
               </w:rPr>
-              <w:t>CNN 1D</w:t>
+              <w:t>CNN 1D Final</w:t>
             </w:r>
           </w:p>
         </w:tc>
@@ -3920,7 +4161,7 @@
               <w:jc w:val="center"/>
             </w:pPr>
             <w:r>
-              <w:t>0.9012 ✅</w:t>
+              <w:t>0.9966 ✅</w:t>
             </w:r>
           </w:p>
         </w:tc>
@@ -3933,7 +4174,7 @@
               <w:jc w:val="center"/>
             </w:pPr>
             <w:r>
-              <w:t>0.9423 ✅</w:t>
+              <w:t>0.9971 ✅</w:t>
             </w:r>
           </w:p>
         </w:tc>
@@ -3949,7 +4190,7 @@
               <w:jc w:val="center"/>
             </w:pPr>
             <w:r>
-              <w:t>False Positive Rate</w:t>
+              <w:t>FPR (tuned)</w:t>
             </w:r>
           </w:p>
         </w:tc>
@@ -3991,7 +4232,7 @@
               <w:jc w:val="center"/>
             </w:pPr>
             <w:r>
-              <w:t>44.16%</w:t>
+              <w:t>3.22% ✅</w:t>
             </w:r>
           </w:p>
         </w:tc>
@@ -4005,7 +4246,7 @@
               <w:jc w:val="center"/>
             </w:pPr>
             <w:r>
-              <w:t>44.77%</w:t>
+              <w:t>2.45% ✅</w:t>
             </w:r>
           </w:p>
         </w:tc>
@@ -4374,10 +4615,10 @@
         <w:rPr>
           <w:b/>
         </w:rPr>
-        <w:t>Anomaly-based (Isolation Forest):</w:t>
+        <w:t>CNN1D Final (khuyến nghị primary):</w:t>
       </w:r>
       <w:r>
-        <w:t xml:space="preserve"> Phù hợp khi không có label exfiltration, cần phát hiện zero-day attacks. Ưu tiên low FPR thay vì high recall.</w:t>
+        <w:t xml:space="preserve"> Dùng làm primary detector — AUC=0.9971, FPR=2.45%, Recall=100%. Với tuned threshold=0.207, model phát hiện gần như tất cả exfil với số false alarms thấp.</w:t>
       </w:r>
     </w:p>
     <w:p>
@@ -4389,10 +4630,25 @@
         <w:rPr>
           <w:b/>
         </w:rPr>
-        <w:t>Supervised (CNN1D/BiLSTM):</w:t>
+        <w:t>BiLSTM Final (secondary):</w:t>
       </w:r>
       <w:r>
-        <w:t xml:space="preserve"> Phù hợp khi có labeled training data. Đạt AUC cao hơn rất nhiều. CNN1D khuyến nghị làm primary model.</w:t>
+        <w:t xml:space="preserve"> Dùng kết hợp với CNN1D để ensemble voting — tăng confidence khi cả hai đều alert.</w:t>
+      </w:r>
+    </w:p>
+    <w:p>
+      <w:pPr>
+        <w:pStyle w:val="ListBullet"/>
+        <w:ind w:left="567"/>
+      </w:pPr>
+      <w:r>
+        <w:rPr>
+          <w:b/>
+        </w:rPr>
+        <w:t>Anomaly-based (Isolation Forest):</w:t>
+      </w:r>
+      <w:r>
+        <w:t xml:space="preserve"> Phù hợp khi không có label exfiltration, cần phát hiện zero-day attacks. Ưu tiên low FPR thay vì high recall.</w:t>
       </w:r>
     </w:p>
     <w:p>
@@ -4422,7 +4678,7 @@
         <w:t>Đề xuất deployment:</w:t>
       </w:r>
       <w:r>
-        <w:t xml:space="preserve"> CNN1D (primary) + burst_exfil_score (rule-based) + Isolation Forest (zero-day backup).</w:t>
+        <w:t xml:space="preserve"> CNN1D Final (primary) + burst_exfil_score (rule-based) + Isolation Forest (zero-day backup).</w:t>
       </w:r>
     </w:p>
     <w:p>
@@ -4463,7 +4719,7 @@
         <w:ind w:left="567"/>
       </w:pPr>
       <w:r>
-        <w:t>CNN1D đạt AUC=0.9423 — vượt target AUC&gt;0.90 của đề bài.</w:t>
+        <w:t>CNN1D Final đạt AUC=0.9971, FPR=2.45% — vượt xa target AUC&gt;0.90 và FPR&lt;5%.</w:t>
       </w:r>
     </w:p>
     <w:p>
@@ -4472,7 +4728,16 @@
         <w:ind w:left="567"/>
       </w:pPr>
       <w:r>
-        <w:t>BiLSTM đạt AUC=0.9012 — vượt target AUC&gt;0.90.</w:t>
+        <w:t>BiLSTM Final đạt AUC=0.9966, FPR=3.22% — cũng vượt target.</w:t>
+      </w:r>
+    </w:p>
+    <w:p>
+      <w:pPr>
+        <w:pStyle w:val="ListBullet"/>
+        <w:ind w:left="567"/>
+      </w:pPr>
+      <w:r>
+        <w:t>Threshold tuning là giải pháp quyết định: giảm FPR từ ~45% xuống ~2.5% (giảm 18×) mà không làm mất recall.</w:t>
       </w:r>
     </w:p>
     <w:p>
@@ -4544,7 +4809,7 @@
         <w:ind w:left="567"/>
       </w:pPr>
       <w:r>
-        <w:t>burst_exfil_score thresholds cần được tuning trên production data.</w:t>
+        <w:t>Precision thấp (~3%) là expected với extreme imbalance — cần production data để re-calibrate.</w:t>
       </w:r>
     </w:p>
     <w:p>
@@ -4562,16 +4827,7 @@
         <w:ind w:left="567"/>
       </w:pPr>
       <w:r>
-        <w:t>Tự capture kịch bản exfiltration thật (bonus) để đánh giá chính xác hơn.</w:t>
-      </w:r>
-    </w:p>
-    <w:p>
-      <w:pPr>
-        <w:pStyle w:val="ListBullet"/>
-        <w:ind w:left="567"/>
-      </w:pPr>
-      <w:r>
-        <w:t>Tích hợp CNN1D vào pipeline (hiện dùng burst_exfil_score + Isolation Forest).</w:t>
+        <w:t>Tích hợp CNN1D Final vào pipeline thay cho Isolation Forest (sử dụng tuned threshold).</w:t>
       </w:r>
     </w:p>
     <w:p>
@@ -4599,6 +4855,15 @@
       </w:pPr>
       <w:r>
         <w:t>Thêm HTTP header inspection (User-Agent, Content-Type) để tăng detection accuracy.</w:t>
+      </w:r>
+    </w:p>
+    <w:p>
+      <w:pPr>
+        <w:pStyle w:val="ListBullet"/>
+        <w:ind w:left="567"/>
+      </w:pPr>
+      <w:r>
+        <w:t>Thu thập production traffic data để re-train và calibrate thresholds theo real-world distribution.</w:t>
       </w:r>
     </w:p>
     <w:p>
